--- a/clients/CPM/MSA-CPM.docx
+++ b/clients/CPM/MSA-CPM.docx
@@ -1295,7 +1295,7 @@
           <w:color w:val="59595B"/>
           <w:sz w:val="20"/>
         </w:rPr>
-        <w:t>Renewal. Upon expiration of the Initial Term, this Agreement shall automatically renew for successive twelve (12) month periods (each a “Renewal Term”), unless either Party provides written notice of non-renewal at least sixty (60) days prior to the expiration of the then-current term.</w:t>
+        <w:t>Renewal. Upon expiration of the Initial Term, this Agreement shall automatically renew for successive twelve (12) month periods (each a “Renewal Term”), unless either Party provides written notice of non-renewal at least sixty (60) days prior to the expiration of the then-current term. Technijian shall send Client a written renewal reminder at least thirty (30) days prior to each renewal date, which shall restate the auto-renewal terms and cancellation method.</w:t>
       </w:r>
     </w:p>
     <w:p>
@@ -1320,7 +1320,7 @@
           <w:color w:val="59595B"/>
           <w:sz w:val="20"/>
         </w:rPr>
-        <w:t>Termination for Convenience. Either Party may terminate this Agreement for any reason upon sixty (60) days written notice to the other Party.</w:t>
+        <w:t>Termination for Convenience. Either Party may terminate this Agreement for any reason upon sixty (60) days written notice to the other Party. If Client terminates for convenience during the Initial Term or any Renewal Term, Client shall pay an early termination fee equal to: (a) any unrecoverable third-party costs committed by Technijian on Client’s behalf (including prepaid licenses, committed hosting, and contracted offshore resources); plus (b) a wind-down fee calculated as follows: 75% of the average monthly recurring fees for the three (3) months preceding the termination notice, multiplied by the number of months remaining in the current term, up to a maximum of three (3) months’ average recurring fees. The early termination fee represents a reasonable estimate of Technijian’s anticipated damages from early termination, including committed capacity, staffing, and unrecoverable vendor obligations, and is not a penalty.</w:t>
       </w:r>
     </w:p>
     <w:p>
@@ -1520,7 +1520,7 @@
           <w:color w:val="59595B"/>
           <w:sz w:val="20"/>
         </w:rPr>
-        <w:t>The following sections shall survive termination: Section 3 (Payment), Section 4 (Confidentiality), Section 5 (Limitation of Liability), Section 6 (Indemnification), Section 7 (Intellectual Property), Section 8 (Dispute Resolution), Section 10 (Data Protection), and Section 11 (Insurance).</w:t>
+        <w:t>The following sections shall survive termination: Section 3 (Payment), Section 4 (Confidentiality), Section 5 (Limitation of Liability), Section 6 (Indemnification), Section 7 (Intellectual Property), Section 8 (Dispute Resolution), Section 9.09 (Personnel Transition Fee), Section 10 (Data Protection), and Section 11 (Insurance).</w:t>
       </w:r>
     </w:p>
     <w:p>
@@ -1629,7 +1629,157 @@
           <w:color w:val="59595B"/>
           <w:sz w:val="20"/>
         </w:rPr>
-        <w:t>Invoicing. Technijian shall invoice Client monthly in advance for recurring services and upon delivery for one-time services, unless otherwise specified in the applicable Schedule or SOW.</w:t>
+        <w:t>Invoice Types. Client may receive the following types of invoices from Technijian during the term of this Agreement. Each invoice will clearly identify its type, the applicable Schedule or SOW, and the billing period or delivery event.</w:t>
+      </w:r>
+    </w:p>
+    <w:p>
+      <w:pPr>
+        <w:spacing w:after="60"/>
+      </w:pPr>
+      <w:r>
+        <w:rPr>
+          <w:rFonts w:ascii="Open Sans" w:hAnsi="Open Sans"/>
+          <w:b/>
+          <w:i w:val="0"/>
+          <w:color w:val="006DB6"/>
+          <w:sz w:val="20"/>
+        </w:rPr>
+        <w:t xml:space="preserve">    (a) </w:t>
+      </w:r>
+      <w:r>
+        <w:rPr>
+          <w:rFonts w:ascii="Open Sans" w:hAnsi="Open Sans"/>
+          <w:b w:val="0"/>
+          <w:i w:val="0"/>
+          <w:color w:val="59595B"/>
+          <w:sz w:val="20"/>
+        </w:rPr>
+        <w:t>Monthly Service Invoice. Issued on the first business day of each month for recurring managed services under Schedule A (Online Services, infrastructure, monitoring, desktop/server management). Billed in advance for the upcoming month.</w:t>
+      </w:r>
+    </w:p>
+    <w:p>
+      <w:pPr>
+        <w:spacing w:after="60"/>
+      </w:pPr>
+      <w:r>
+        <w:rPr>
+          <w:rFonts w:ascii="Open Sans" w:hAnsi="Open Sans"/>
+          <w:b/>
+          <w:i w:val="0"/>
+          <w:color w:val="006DB6"/>
+          <w:sz w:val="20"/>
+        </w:rPr>
+        <w:t xml:space="preserve">    (b) </w:t>
+      </w:r>
+      <w:r>
+        <w:rPr>
+          <w:rFonts w:ascii="Open Sans" w:hAnsi="Open Sans"/>
+          <w:b w:val="0"/>
+          <w:i w:val="0"/>
+          <w:color w:val="59595B"/>
+          <w:sz w:val="20"/>
+        </w:rPr>
+        <w:t>Monthly Recurring Subscription Invoice. Issued on the first business day of each month for subscription and license services under Schedule B (software licenses, SaaS subscriptions, SIP trunk services). Billed in advance for the upcoming month.</w:t>
+      </w:r>
+    </w:p>
+    <w:p>
+      <w:pPr>
+        <w:spacing w:after="60"/>
+      </w:pPr>
+      <w:r>
+        <w:rPr>
+          <w:rFonts w:ascii="Open Sans" w:hAnsi="Open Sans"/>
+          <w:b/>
+          <w:i w:val="0"/>
+          <w:color w:val="006DB6"/>
+          <w:sz w:val="20"/>
+        </w:rPr>
+        <w:t xml:space="preserve">    (c) </w:t>
+      </w:r>
+      <w:r>
+        <w:rPr>
+          <w:rFonts w:ascii="Open Sans" w:hAnsi="Open Sans"/>
+          <w:b w:val="0"/>
+          <w:i w:val="0"/>
+          <w:color w:val="59595B"/>
+          <w:sz w:val="20"/>
+        </w:rPr>
+        <w:t>Weekly In-Contract Invoice. Issued every Friday for Virtual Staff (contracted support) services performed under Schedule A, Part 3, during the preceding week (Monday through Friday). Each invoice includes: (i) a listing of each support ticket addressed; (ii) the assigned resource, role, and hours spent per ticket; (iii) a description of the work performed per ticket; (iv) whether work was performed during normal or after-hours; and (v) the current running balance for each contracted role. The weekly in-contract invoice is issued for transparency and tracking purposes; the actual billed amount is governed by the cycle-based billing model described in Schedule A, Section 3.3.</w:t>
+      </w:r>
+    </w:p>
+    <w:p>
+      <w:pPr>
+        <w:spacing w:after="60"/>
+      </w:pPr>
+      <w:r>
+        <w:rPr>
+          <w:rFonts w:ascii="Open Sans" w:hAnsi="Open Sans"/>
+          <w:b/>
+          <w:i w:val="0"/>
+          <w:color w:val="006DB6"/>
+          <w:sz w:val="20"/>
+        </w:rPr>
+        <w:t xml:space="preserve">    (d) </w:t>
+      </w:r>
+      <w:r>
+        <w:rPr>
+          <w:rFonts w:ascii="Open Sans" w:hAnsi="Open Sans"/>
+          <w:b w:val="0"/>
+          <w:i w:val="0"/>
+          <w:color w:val="59595B"/>
+          <w:sz w:val="20"/>
+        </w:rPr>
+        <w:t>Weekly Out-of-Contract Invoice. Issued every Friday for labor services performed outside the scope of any active Schedule or SOW — including ad-hoc support requests, emergency work, and services performed under a SOW with hourly billing (such as CTO Advisory engagements). Each invoice includes: (i) a listing of each support ticket or task performed; (ii) the assigned resource, role, and applicable hourly rate from the Rate Card (Schedule C); (iii) time entries with hours billed per activity (in 15-minute increments); (iv) whether work was performed during normal or after-hours; and (v) the total hours and total amount for the week.</w:t>
+      </w:r>
+    </w:p>
+    <w:p>
+      <w:pPr>
+        <w:spacing w:after="60"/>
+      </w:pPr>
+      <w:r>
+        <w:rPr>
+          <w:rFonts w:ascii="Open Sans" w:hAnsi="Open Sans"/>
+          <w:b/>
+          <w:i w:val="0"/>
+          <w:color w:val="006DB6"/>
+          <w:sz w:val="20"/>
+        </w:rPr>
+        <w:t xml:space="preserve">    (e) </w:t>
+      </w:r>
+      <w:r>
+        <w:rPr>
+          <w:rFonts w:ascii="Open Sans" w:hAnsi="Open Sans"/>
+          <w:b w:val="0"/>
+          <w:i w:val="0"/>
+          <w:color w:val="59595B"/>
+          <w:sz w:val="20"/>
+        </w:rPr>
+        <w:t>Equipment and Materials Invoice. Issued upon delivery or procurement of hardware, software licenses (perpetual), or other tangible goods on Client’s behalf. Each invoice includes: (i) item description, manufacturer, and model/part number; (ii) quantity and unit price; (iii) applicable sales tax; (iv) shipping and handling charges, if any; and (v) total amount due. Title to equipment shall not pass to Client until payment is received in full.</w:t>
+      </w:r>
+    </w:p>
+    <w:p>
+      <w:pPr>
+        <w:spacing w:after="60"/>
+      </w:pPr>
+      <w:r>
+        <w:rPr>
+          <w:rFonts w:ascii="Open Sans" w:hAnsi="Open Sans"/>
+          <w:b/>
+          <w:i w:val="0"/>
+          <w:color w:val="006DB6"/>
+          <w:sz w:val="20"/>
+        </w:rPr>
+        <w:t xml:space="preserve">    (f) </w:t>
+      </w:r>
+      <w:r>
+        <w:rPr>
+          <w:rFonts w:ascii="Open Sans" w:hAnsi="Open Sans"/>
+          <w:b w:val="0"/>
+          <w:i w:val="0"/>
+          <w:color w:val="59595B"/>
+          <w:sz w:val="20"/>
+        </w:rPr>
+        <w:t>Project Milestone Invoice. Issued upon completion of a project milestone as defined in an applicable SOW. The milestone, deliverables, and invoiced amount are as specified in the payment schedule of the SOW. Milestone invoices are billed in arrears upon acceptance of the deliverables or deemed acceptance under the SOW’s acceptance provisions.</w:t>
       </w:r>
     </w:p>
     <w:p>
@@ -1654,7 +1804,7 @@
           <w:color w:val="59595B"/>
           <w:sz w:val="20"/>
         </w:rPr>
-        <w:t>Payment Terms. All invoices are due and payable within thirty (30) days of the invoice date, unless otherwise specified.</w:t>
+        <w:t>Payment Terms. All invoices are due and payable within thirty (30) days of the invoice date, unless otherwise specified in the applicable Schedule or SOW.</w:t>
       </w:r>
     </w:p>
     <w:p>
@@ -1679,7 +1829,7 @@
           <w:color w:val="59595B"/>
           <w:sz w:val="20"/>
         </w:rPr>
-        <w:t>Late Payment. Invoices not paid within terms shall accrue a late fee of 1.5% per month (or the maximum rate permitted by law, whichever is less) on the unpaid balance, calculated from the date payment was due until the date payment is received in full. Late fees shall compound monthly and are payable in addition to the outstanding principal amount.</w:t>
+        <w:t>Late Payment. Invoices not paid within terms shall accrue a late fee of 1.5% per month (or the maximum rate permitted by law, whichever is less) on the unpaid balance, calculated as simple interest from the date payment was due until the date payment is received in full. Late fees are payable in addition to the outstanding principal amount. The Parties acknowledge that the late fee represents a reasonable estimate of Technijian’s administrative costs and damages resulting from late payment, including cash-flow disruption, collection overhead, and the cost of carrying accounts receivable, and is not intended as a penalty.</w:t>
       </w:r>
     </w:p>
     <w:p>
@@ -1704,7 +1854,82 @@
           <w:color w:val="59595B"/>
           <w:sz w:val="20"/>
         </w:rPr>
-        <w:t>Disputed Invoices. If Client disputes any portion of an invoice, Client shall notify Technijian in writing within fifteen (15) days of the invoice date, specifying the nature and basis of the dispute with reasonable particularity. Client shall pay all undisputed amounts by the due date. Failure to provide a timely written dispute notice shall constitute acceptance of the invoice.</w:t>
+        <w:t>Disputed Invoices.</w:t>
+      </w:r>
+    </w:p>
+    <w:p>
+      <w:pPr>
+        <w:spacing w:after="60"/>
+      </w:pPr>
+      <w:r>
+        <w:rPr>
+          <w:rFonts w:ascii="Open Sans" w:hAnsi="Open Sans"/>
+          <w:b/>
+          <w:i w:val="0"/>
+          <w:color w:val="006DB6"/>
+          <w:sz w:val="20"/>
+        </w:rPr>
+        <w:t xml:space="preserve">    (a) </w:t>
+      </w:r>
+      <w:r>
+        <w:rPr>
+          <w:rFonts w:ascii="Open Sans" w:hAnsi="Open Sans"/>
+          <w:b w:val="0"/>
+          <w:i w:val="0"/>
+          <w:color w:val="59595B"/>
+          <w:sz w:val="20"/>
+        </w:rPr>
+        <w:t>Weekly Invoices (In-Contract and Out-of-Contract). Because weekly invoices include detailed ticket descriptions and time entries, Client shall have thirty (30) days from the invoice date to review and dispute any portion of a weekly invoice. Client shall notify Technijian in writing, specifying the ticket number(s) and nature of the dispute. Undisputed tickets and time entries on the same invoice shall remain payable by the due date. Failure to provide a timely written dispute notice within the thirty (30) day period shall constitute acceptance of all tickets and time entries on the invoice.</w:t>
+      </w:r>
+    </w:p>
+    <w:p>
+      <w:pPr>
+        <w:spacing w:after="60"/>
+      </w:pPr>
+      <w:r>
+        <w:rPr>
+          <w:rFonts w:ascii="Open Sans" w:hAnsi="Open Sans"/>
+          <w:b/>
+          <w:i w:val="0"/>
+          <w:color w:val="006DB6"/>
+          <w:sz w:val="20"/>
+        </w:rPr>
+        <w:t xml:space="preserve">    (b) </w:t>
+      </w:r>
+      <w:r>
+        <w:rPr>
+          <w:rFonts w:ascii="Open Sans" w:hAnsi="Open Sans"/>
+          <w:b w:val="0"/>
+          <w:i w:val="0"/>
+          <w:color w:val="59595B"/>
+          <w:sz w:val="20"/>
+        </w:rPr>
+        <w:t>All Other Invoices. For monthly service invoices, monthly recurring subscription invoices, equipment invoices, and project milestone invoices, Client shall notify Technijian in writing within fifteen (15) days of the invoice date if Client disputes any portion, specifying the nature and basis of the dispute. Client shall pay all undisputed amounts by the due date. Failure to provide a timely written dispute notice shall constitute acceptance of the invoice.</w:t>
+      </w:r>
+    </w:p>
+    <w:p>
+      <w:pPr>
+        <w:spacing w:after="60"/>
+      </w:pPr>
+      <w:r>
+        <w:rPr>
+          <w:rFonts w:ascii="Open Sans" w:hAnsi="Open Sans"/>
+          <w:b/>
+          <w:i w:val="0"/>
+          <w:color w:val="006DB6"/>
+          <w:sz w:val="20"/>
+        </w:rPr>
+        <w:t xml:space="preserve">    (c) </w:t>
+      </w:r>
+      <w:r>
+        <w:rPr>
+          <w:rFonts w:ascii="Open Sans" w:hAnsi="Open Sans"/>
+          <w:b w:val="0"/>
+          <w:i w:val="0"/>
+          <w:color w:val="59595B"/>
+          <w:sz w:val="20"/>
+        </w:rPr>
+        <w:t>Resolution. The Parties shall work in good faith to resolve any invoice dispute within thirty (30) days of the dispute notice. If the dispute results in an adjustment, Technijian shall issue a credit memo or revised invoice within ten (10) business days of resolution.</w:t>
       </w:r>
     </w:p>
     <w:p>
@@ -1729,7 +1954,7 @@
           <w:color w:val="59595B"/>
           <w:sz w:val="20"/>
         </w:rPr>
-        <w:t>Suspension of Services. If Client fails to pay any undisputed invoice within thirty (30) days of the due date, Technijian may, upon ten (10) days written notice, suspend all services under this Agreement until payment is received in full, including all accrued late fees.</w:t>
+        <w:t>Suspension of Services. If Client fails to pay any undisputed invoice within thirty (30) days of the due date, Technijian may, upon ten (10) days written notice, suspend services under the Schedule or SOW associated with the unpaid invoice until payment is received in full, including all accrued late fees. If Client fails to pay any undisputed invoice within sixty (60) days of the due date, Technijian may suspend all services under this Agreement and any related Schedules or SOWs. Recurring fees for suspended services shall continue to accrue for a period not to exceed thirty (30) days following the date of suspension, after which Technijian may terminate the affected Schedule, SOW, or this Agreement upon written notice. Technijian continues to maintain infrastructure, licenses, and reserved capacity during any suspension period, which justifies the continued accrual. Suspension of services shall not relieve Client of its payment obligations.</w:t>
       </w:r>
     </w:p>
     <w:p>
@@ -1779,7 +2004,7 @@
           <w:color w:val="59595B"/>
           <w:sz w:val="20"/>
         </w:rPr>
-        <w:t>Collection Costs and Attorney’s Fees. If Technijian engages any attorney, collection agency, or other third party to collect amounts owed under this Agreement, Client shall be liable for all costs of collection, including reasonable attorney’s fees, collection agency fees, court costs, and all costs of appeal.</w:t>
+        <w:t>Collection Costs and Attorney’s Fees. This Section applies exclusively to the collection of fees, invoices, and other amounts owed under this Agreement and is separate from disputes regarding service quality or non-payment claims. In any Collection Effort (as defined in Section 8.04), the prevailing Party shall be entitled to recover from the non-prevailing Party all reasonable costs of collection, including but not limited to: (a) reasonable attorney’s fees and legal costs (including fees for in-house counsel at market rates); (b) collection agency fees and commissions; (c) court costs, arbitration filing fees, and administrative costs; (d) costs of investigation, skip tracing, and asset searches; and (e) all costs of appeal. This obligation applies regardless of whether a lawsuit or arbitration is commenced, and such costs shall be in addition to all other amounts owed. Pursuant to California Civil Code Section 1717, the Parties acknowledge that this attorney’s fees provision is reciprocal and shall be enforced as such. For avoidance of doubt, this Section does not entitle either Party to recover attorney’s fees or costs in connection with any counterclaim, cross-claim, or separate claim arising from alleged service deficiencies, professional negligence, or other non-payment matters — such claims are governed by Section 8.05.</w:t>
       </w:r>
     </w:p>
     <w:p>
@@ -1804,7 +2029,7 @@
           <w:color w:val="59595B"/>
           <w:sz w:val="20"/>
         </w:rPr>
-        <w:t>Right of Setoff and Lien. (a) Technijian shall have the right to set off any amounts owed by Client against any amounts Technijian may owe to Client. (b) Technijian shall retain a lien on all work product, deliverables, and materials in its possession until all amounts owed by Client are paid in full. (c) In the event of non-payment, Technijian may withhold transition assistance, data return, and credential transfers until all amounts owed are paid in full.</w:t>
+        <w:t>Right of Setoff and Lien. (a) Technijian shall have the right to set off any amounts owed by Client under this Agreement against any amounts Technijian may owe to Client under this or any other agreement between the Parties. (b) Technijian shall retain a lien on all work product, deliverables, custom development, documentation, and materials (excluding Client Data as defined in Section 1.06) in its possession until all amounts owed by Client are paid in full. Technijian shall not be required to deliver, transfer, or release any work product or grant any license until all outstanding invoices, including accrued late fees and collection costs, are satisfied. (c) In the event of non-payment, Technijian may withhold transition assistance and credential transfers described in Section 2.05 until all amounts owed are paid in full, subject to the Client Data return obligations in Section 2.05(c) and the regulatory carve-outs therein.</w:t>
       </w:r>
     </w:p>
     <w:p>
@@ -1829,7 +2054,132 @@
           <w:color w:val="59595B"/>
           <w:sz w:val="20"/>
         </w:rPr>
-        <w:t>Grant of Security Interest (UCC). To secure payment of all amounts owed, Client hereby grants to Technijian a continuing security interest in: (i) all accounts receivable; (ii) all general intangibles; (iii) all equipment procured by Technijian on Client’s behalf; (iv) all proceeds of the foregoing. Client authorizes Technijian to file a UCC-1 Financing Statement to perfect this security interest.</w:t>
+        <w:t>Grant of Security Interest (UCC).</w:t>
+      </w:r>
+    </w:p>
+    <w:p>
+      <w:pPr>
+        <w:spacing w:after="60"/>
+      </w:pPr>
+      <w:r>
+        <w:rPr>
+          <w:rFonts w:ascii="Open Sans" w:hAnsi="Open Sans"/>
+          <w:b/>
+          <w:i w:val="0"/>
+          <w:color w:val="006DB6"/>
+          <w:sz w:val="20"/>
+        </w:rPr>
+        <w:t xml:space="preserve">    (a) </w:t>
+      </w:r>
+      <w:r>
+        <w:rPr>
+          <w:rFonts w:ascii="Open Sans" w:hAnsi="Open Sans"/>
+          <w:b w:val="0"/>
+          <w:i w:val="0"/>
+          <w:color w:val="59595B"/>
+          <w:sz w:val="20"/>
+        </w:rPr>
+        <w:t>Grant. To secure the full and timely payment of all fees, charges, late fees, collection costs, and any other amounts now or hereafter owing by Client to Technijian under this Agreement, any Schedule, any SOW, or any other agreement between the Parties (collectively, the “Secured Obligations”), Client hereby grants to Technijian a continuing security interest in the following property of Client, whether now owned or hereafter acquired (collectively, the “Collateral”): (i) all equipment, hardware, and fixtures procured by Technijian on Client’s behalf or used in connection with the services; (ii) all work product, deliverables, custom development, and documentation produced by Technijian under this Agreement or any SOW; (iii) all proceeds of the foregoing; and (iv) all books and records relating to the foregoing. For avoidance of doubt, the Collateral does not include Client Data (as defined in Section 1.06), Client’s pre-existing intellectual property, or Client’s general accounts receivable or general intangibles unrelated to the services. This security interest shall be subordinate to any prior perfected security interest held by Client’s primary lender(s) of record as of the Effective Date of this Agreement.</w:t>
+      </w:r>
+    </w:p>
+    <w:p>
+      <w:pPr>
+        <w:spacing w:after="60"/>
+      </w:pPr>
+      <w:r>
+        <w:rPr>
+          <w:rFonts w:ascii="Open Sans" w:hAnsi="Open Sans"/>
+          <w:b/>
+          <w:i w:val="0"/>
+          <w:color w:val="006DB6"/>
+          <w:sz w:val="20"/>
+        </w:rPr>
+        <w:t xml:space="preserve">    (b) </w:t>
+      </w:r>
+      <w:r>
+        <w:rPr>
+          <w:rFonts w:ascii="Open Sans" w:hAnsi="Open Sans"/>
+          <w:b w:val="0"/>
+          <w:i w:val="0"/>
+          <w:color w:val="59595B"/>
+          <w:sz w:val="20"/>
+        </w:rPr>
+        <w:t>Filing of UCC-1 Financing Statement. Client authorizes Technijian to file a UCC-1 Financing Statement (and any amendments, continuations, or renewals thereof) with the California Secretary of State or any other applicable filing office to perfect the security interest granted herein. Technijian may file such UCC-1 Financing Statement at any time after execution of this Agreement; provided, however, that Technijian shall provide Client with fifteen (15) days written notice before filing, except that no prior notice shall be required if Client is more than forty-five (45) days past due on any undisputed invoice.</w:t>
+      </w:r>
+    </w:p>
+    <w:p>
+      <w:pPr>
+        <w:spacing w:after="60"/>
+      </w:pPr>
+      <w:r>
+        <w:rPr>
+          <w:rFonts w:ascii="Open Sans" w:hAnsi="Open Sans"/>
+          <w:b/>
+          <w:i w:val="0"/>
+          <w:color w:val="006DB6"/>
+          <w:sz w:val="20"/>
+        </w:rPr>
+        <w:t xml:space="preserve">    (c) </w:t>
+      </w:r>
+      <w:r>
+        <w:rPr>
+          <w:rFonts w:ascii="Open Sans" w:hAnsi="Open Sans"/>
+          <w:b w:val="0"/>
+          <w:i w:val="0"/>
+          <w:color w:val="59595B"/>
+          <w:sz w:val="20"/>
+        </w:rPr>
+        <w:t>Client Cooperation. Client shall: (i) execute and deliver any financing statements, amendments, or other documents reasonably requested by Technijian to perfect, maintain, or enforce the security interest; (ii) not grant any security interest in the Collateral that would be senior to Technijian’s security interest without Technijian’s prior written consent; and (iii) promptly notify Technijian of any change in Client’s legal name, state of organization, or organizational identification number.</w:t>
+      </w:r>
+    </w:p>
+    <w:p>
+      <w:pPr>
+        <w:spacing w:after="60"/>
+      </w:pPr>
+      <w:r>
+        <w:rPr>
+          <w:rFonts w:ascii="Open Sans" w:hAnsi="Open Sans"/>
+          <w:b/>
+          <w:i w:val="0"/>
+          <w:color w:val="006DB6"/>
+          <w:sz w:val="20"/>
+        </w:rPr>
+        <w:t xml:space="preserve">    (d) </w:t>
+      </w:r>
+      <w:r>
+        <w:rPr>
+          <w:rFonts w:ascii="Open Sans" w:hAnsi="Open Sans"/>
+          <w:b w:val="0"/>
+          <w:i w:val="0"/>
+          <w:color w:val="59595B"/>
+          <w:sz w:val="20"/>
+        </w:rPr>
+        <w:t>Remedies Upon Default. If Client fails to pay any Secured Obligation within forty-five (45) days of the due date (a “Payment Default”), Technijian shall have, in addition to all other rights and remedies under this Agreement and applicable law, all the rights and remedies of a secured party under the California Uniform Commercial Code (Cal. Com. Code § 9101 et seq.), including the right to take possession of Collateral that is in Technijian’s physical or constructive possession and to dispose of it in a commercially reasonable manner. Technijian shall provide Client with at least fifteen (15) days prior written notice before exercising any disposition remedy. All self-help remedies shall be exercised without breach of the peace as required by Cal. Com. Code § 9609. For avoidance of doubt, nothing in this Section authorizes Technijian to access Client’s computer systems, networks, or accounts to enforce the security interest; enforcement against intangible Collateral shall be conducted through lawful judicial process or notification to account debtors pursuant to Cal. Com. Code § 9607.</w:t>
+      </w:r>
+    </w:p>
+    <w:p>
+      <w:pPr>
+        <w:spacing w:after="60"/>
+      </w:pPr>
+      <w:r>
+        <w:rPr>
+          <w:rFonts w:ascii="Open Sans" w:hAnsi="Open Sans"/>
+          <w:b/>
+          <w:i w:val="0"/>
+          <w:color w:val="006DB6"/>
+          <w:sz w:val="20"/>
+        </w:rPr>
+        <w:t xml:space="preserve">    (e) </w:t>
+      </w:r>
+      <w:r>
+        <w:rPr>
+          <w:rFonts w:ascii="Open Sans" w:hAnsi="Open Sans"/>
+          <w:b w:val="0"/>
+          <w:i w:val="0"/>
+          <w:color w:val="59595B"/>
+          <w:sz w:val="20"/>
+        </w:rPr>
+        <w:t>Termination and Release. Within thirty (30) days after all Secured Obligations have been paid in full and this Agreement has been terminated or expired with no further obligations outstanding, Technijian shall, at its own expense, file a UCC-3 Termination Statement to release the security interest and provide Client with written confirmation of the release. If Technijian fails to file a termination statement within such period after Client’s written request (and all Secured Obligations are paid in full), Client shall be entitled to file a UCC-3 Termination Statement on its own behalf, and Technijian hereby authorizes such filing.</w:t>
       </w:r>
     </w:p>
     <w:p>
@@ -2222,7 +2572,7 @@
           <w:color w:val="59595B"/>
           <w:sz w:val="20"/>
         </w:rPr>
-        <w:t>EXCEPT FOR BREACHES OF SECTION 4 (CONFIDENTIALITY), WILLFUL MISCONDUCT, OR GROSS NEGLIGENCE, NEITHER PARTY’S TOTAL AGGREGATE LIABILITY UNDER THIS AGREEMENT SHALL EXCEED THE TOTAL FEES PAID OR PAYABLE BY CLIENT DURING THE TWELVE (12) MONTH PERIOD IMMEDIATELY PRECEDING THE EVENT GIVING RISE TO THE CLAIM.</w:t>
+        <w:t>Limitation. EXCEPT AS PROVIDED IN SECTION 5.03 BELOW, NEITHER PARTY’S TOTAL AGGREGATE LIABILITY UNDER THIS AGREEMENT SHALL EXCEED THE TOTAL FEES PAID OR PAYABLE BY CLIENT UNDER THIS AGREEMENT DURING THE TWELVE (12) MONTH PERIOD IMMEDIATELY PRECEDING THE EVENT GIVING RISE TO THE CLAIM (THE “STANDARD CAP”).</w:t>
       </w:r>
     </w:p>
     <w:p>
@@ -2247,7 +2597,7 @@
           <w:color w:val="59595B"/>
           <w:sz w:val="20"/>
         </w:rPr>
-        <w:t>EXCEPT FOR BREACHES OF SECTION 4, SECTION 10, INDEMNIFICATION OBLIGATIONS UNDER SECTION 6, WILLFUL MISCONDUCT, OR GROSS NEGLIGENCE, IN NO EVENT SHALL EITHER PARTY BE LIABLE FOR ANY INDIRECT, INCIDENTAL, SPECIAL, CONSEQUENTIAL, OR PUNITIVE DAMAGES, INCLUDING LOSS OF PROFITS, DATA, BUSINESS OPPORTUNITY, OR GOODWILL.</w:t>
+        <w:t>Exclusion of Consequential Damages. EXCEPT AS PROVIDED IN SECTION 5.03 BELOW, IN NO EVENT SHALL EITHER PARTY BE LIABLE FOR ANY INDIRECT, INCIDENTAL, SPECIAL, CONSEQUENTIAL, OR PUNITIVE DAMAGES, INCLUDING LOSS OF PROFITS, DATA, BUSINESS OPPORTUNITY, OR GOODWILL, REGARDLESS OF WHETHER SUCH DAMAGES WERE FORESEEABLE OR WHETHER EITHER PARTY HAS BEEN ADVISED OF THE POSSIBILITY OF SUCH DAMAGES.</w:t>
       </w:r>
     </w:p>
     <w:p>
@@ -2263,6 +2613,31 @@
           <w:sz w:val="20"/>
         </w:rPr>
         <w:t xml:space="preserve">5.03. </w:t>
+      </w:r>
+      <w:r>
+        <w:rPr>
+          <w:rFonts w:ascii="Open Sans" w:hAnsi="Open Sans"/>
+          <w:b w:val="0"/>
+          <w:i w:val="0"/>
+          <w:color w:val="59595B"/>
+          <w:sz w:val="20"/>
+        </w:rPr>
+        <w:t>Enhanced Cap for Certain Claims. FOR CLAIMS ARISING FROM BREACHES OF SECTION 4 (CONFIDENTIALITY), SECTION 10 (DATA PROTECTION), INDEMNIFICATION OBLIGATIONS UNDER SECTION 6, WILLFUL MISCONDUCT, OR GROSS NEGLIGENCE, THE TOTAL AGGREGATE LIABILITY OF THE RESPONSIBLE PARTY SHALL NOT EXCEED THREE (3) TIMES THE STANDARD CAP DEFINED IN SECTION 5.01 (THE “ENHANCED CAP”). THE ENHANCED CAP SHALL NOT APPLY TO LIABILITY ARISING FROM A PARTY’S WILLFUL AND INTENTIONAL MISAPPROPRIATION OF THE OTHER PARTY’S CONFIDENTIAL INFORMATION OR CLIENT DATA, FOR WHICH LIABILITY SHALL BE UNCAPPED.</w:t>
+      </w:r>
+    </w:p>
+    <w:p>
+      <w:pPr>
+        <w:spacing w:after="60"/>
+      </w:pPr>
+      <w:r>
+        <w:rPr>
+          <w:rFonts w:ascii="Open Sans" w:hAnsi="Open Sans"/>
+          <w:b/>
+          <w:i w:val="0"/>
+          <w:color w:val="006DB6"/>
+          <w:sz w:val="20"/>
+        </w:rPr>
+        <w:t xml:space="preserve">5.04. </w:t>
       </w:r>
       <w:r>
         <w:rPr>
@@ -2958,7 +3333,7 @@
           <w:color w:val="59595B"/>
           <w:sz w:val="20"/>
         </w:rPr>
-        <w:t>Force Majeure. Neither Party shall be liable for delays or failures caused by events beyond its reasonable control.</w:t>
+        <w:t>Force Majeure. (a) Neither Party shall be liable for delays or failures in performance caused by events beyond its reasonable control, including natural disasters, acts of government, labor disputes, pandemics, cyberattacks on critical infrastructure, or failures of major third-party infrastructure services that are not attributable to the affected Party’s failure to implement reasonable redundancy (“Force Majeure Event”). (b) The affected Party shall notify the other Party in writing within five (5) business days of becoming aware of a Force Majeure Event and shall use commercially reasonable efforts to mitigate the impact and resume performance. (c) Payment obligations are not excused by a Force Majeure Event. (d) If a Force Majeure Event prevents performance of a material portion of the services for more than ninety (90) consecutive days, either Party may terminate the affected Schedule, SOW, or this Agreement upon fifteen (15) days written notice without liability for early termination fees, and Client shall pay only for services actually rendered through the date of termination.</w:t>
       </w:r>
     </w:p>
     <w:p>
@@ -3033,7 +3408,7 @@
           <w:color w:val="59595B"/>
           <w:sz w:val="20"/>
         </w:rPr>
-        <w:t>Non-Solicitation. During the term and for one (1) year following termination, neither Party shall directly solicit for employment any employee of the other Party involved in this Agreement, without prior written consent.</w:t>
+        <w:t>Personnel Transition Fee. The Parties acknowledge that each invests significant resources in recruiting, training, and retaining skilled personnel. If either Party hires (whether as an employee or independent contractor) any individual who was an employee of the other Party and who was directly involved in performing or receiving services under this Agreement, and such hiring occurs during the term of this Agreement or within twelve (12) months following termination, the hiring Party shall pay the other Party a personnel transition fee equal to 25% of the hired individual’s first-year annual compensation (base salary or annualized contractor fees). This fee represents a reasonable estimate of the non-hiring Party’s recruiting and training costs and is not intended as a restraint on trade or employment. This Section does not restrict any individual’s right to seek or obtain employment, and shall not apply to individuals who: (a) respond to general public job postings or advertisements not specifically targeted at the other Party’s employees; or (b) are referred by a third-party recruiting firm without the hiring Party’s direction to target the other Party’s employees.</w:t>
       </w:r>
     </w:p>
     <w:p>
@@ -3142,7 +3517,247 @@
           <w:color w:val="59595B"/>
           <w:sz w:val="20"/>
         </w:rPr>
-        <w:t>CCPA Compliance. To the extent Technijian processes personal information on behalf of Client, Technijian shall: (a) process such information only as necessary to perform the services; (b) not sell, share, or use personal information for any purpose other than performing the services; (c) implement reasonable security measures; and (d) cooperate with Client in responding to consumer rights requests under the CCPA.</w:t>
+        <w:t>CCPA/CPRA Compliance. To the extent Technijian processes, stores, or has access to personal information (as defined under the California Consumer Privacy Act, as amended by the California Privacy Rights Act, Cal. Civ. Code § 1798.100 et seq., collectively “CCPA”) on behalf of Client, Technijian acts as a “service provider” as defined under Cal. Civ. Code § 1798.140(ag) and shall:</w:t>
+      </w:r>
+    </w:p>
+    <w:p>
+      <w:pPr>
+        <w:spacing w:after="60"/>
+      </w:pPr>
+      <w:r>
+        <w:rPr>
+          <w:rFonts w:ascii="Open Sans" w:hAnsi="Open Sans"/>
+          <w:b/>
+          <w:i w:val="0"/>
+          <w:color w:val="006DB6"/>
+          <w:sz w:val="20"/>
+        </w:rPr>
+        <w:t xml:space="preserve">    (a) </w:t>
+      </w:r>
+      <w:r>
+        <w:rPr>
+          <w:rFonts w:ascii="Open Sans" w:hAnsi="Open Sans"/>
+          <w:b w:val="0"/>
+          <w:i w:val="0"/>
+          <w:color w:val="59595B"/>
+          <w:sz w:val="20"/>
+        </w:rPr>
+        <w:t>Process such personal information only as necessary to perform the services and in accordance with Client’s documented instructions and this Agreement;</w:t>
+      </w:r>
+    </w:p>
+    <w:p>
+      <w:pPr>
+        <w:spacing w:after="60"/>
+      </w:pPr>
+      <w:r>
+        <w:rPr>
+          <w:rFonts w:ascii="Open Sans" w:hAnsi="Open Sans"/>
+          <w:b/>
+          <w:i w:val="0"/>
+          <w:color w:val="006DB6"/>
+          <w:sz w:val="20"/>
+        </w:rPr>
+        <w:t xml:space="preserve">    (b) </w:t>
+      </w:r>
+      <w:r>
+        <w:rPr>
+          <w:rFonts w:ascii="Open Sans" w:hAnsi="Open Sans"/>
+          <w:b w:val="0"/>
+          <w:i w:val="0"/>
+          <w:color w:val="59595B"/>
+          <w:sz w:val="20"/>
+        </w:rPr>
+        <w:t>Not sell, share, retain, use, or disclose personal information for any purpose other than performing the services, including not using personal information for targeted advertising or cross-context behavioral advertising;</w:t>
+      </w:r>
+    </w:p>
+    <w:p>
+      <w:pPr>
+        <w:spacing w:after="60"/>
+      </w:pPr>
+      <w:r>
+        <w:rPr>
+          <w:rFonts w:ascii="Open Sans" w:hAnsi="Open Sans"/>
+          <w:b/>
+          <w:i w:val="0"/>
+          <w:color w:val="006DB6"/>
+          <w:sz w:val="20"/>
+        </w:rPr>
+        <w:t xml:space="preserve">    (c) </w:t>
+      </w:r>
+      <w:r>
+        <w:rPr>
+          <w:rFonts w:ascii="Open Sans" w:hAnsi="Open Sans"/>
+          <w:b w:val="0"/>
+          <w:i w:val="0"/>
+          <w:color w:val="59595B"/>
+          <w:sz w:val="20"/>
+        </w:rPr>
+        <w:t>Not combine personal information received from Client with personal information received from other sources or collected from Technijian’s own interactions with individuals, except as expressly permitted by the CCPA to perform the services;</w:t>
+      </w:r>
+    </w:p>
+    <w:p>
+      <w:pPr>
+        <w:spacing w:after="60"/>
+      </w:pPr>
+      <w:r>
+        <w:rPr>
+          <w:rFonts w:ascii="Open Sans" w:hAnsi="Open Sans"/>
+          <w:b/>
+          <w:i w:val="0"/>
+          <w:color w:val="006DB6"/>
+          <w:sz w:val="20"/>
+        </w:rPr>
+        <w:t xml:space="preserve">    (d) </w:t>
+      </w:r>
+      <w:r>
+        <w:rPr>
+          <w:rFonts w:ascii="Open Sans" w:hAnsi="Open Sans"/>
+          <w:b w:val="0"/>
+          <w:i w:val="0"/>
+          <w:color w:val="59595B"/>
+          <w:sz w:val="20"/>
+        </w:rPr>
+        <w:t>Implement reasonable security measures appropriate to the nature of the personal information, consistent with the requirements of Section 10.03;</w:t>
+      </w:r>
+    </w:p>
+    <w:p>
+      <w:pPr>
+        <w:spacing w:after="60"/>
+      </w:pPr>
+      <w:r>
+        <w:rPr>
+          <w:rFonts w:ascii="Open Sans" w:hAnsi="Open Sans"/>
+          <w:b/>
+          <w:i w:val="0"/>
+          <w:color w:val="006DB6"/>
+          <w:sz w:val="20"/>
+        </w:rPr>
+        <w:t xml:space="preserve">    (e) </w:t>
+      </w:r>
+      <w:r>
+        <w:rPr>
+          <w:rFonts w:ascii="Open Sans" w:hAnsi="Open Sans"/>
+          <w:b w:val="0"/>
+          <w:i w:val="0"/>
+          <w:color w:val="59595B"/>
+          <w:sz w:val="20"/>
+        </w:rPr>
+        <w:t>Cooperate with Client in responding to verifiable consumer rights requests under the CCPA (including access, deletion, correction, and opt-out requests) within ten (10) business days of Client’s request;</w:t>
+      </w:r>
+    </w:p>
+    <w:p>
+      <w:pPr>
+        <w:spacing w:after="60"/>
+      </w:pPr>
+      <w:r>
+        <w:rPr>
+          <w:rFonts w:ascii="Open Sans" w:hAnsi="Open Sans"/>
+          <w:b/>
+          <w:i w:val="0"/>
+          <w:color w:val="006DB6"/>
+          <w:sz w:val="20"/>
+        </w:rPr>
+        <w:t xml:space="preserve">    (f) </w:t>
+      </w:r>
+      <w:r>
+        <w:rPr>
+          <w:rFonts w:ascii="Open Sans" w:hAnsi="Open Sans"/>
+          <w:b w:val="0"/>
+          <w:i w:val="0"/>
+          <w:color w:val="59595B"/>
+          <w:sz w:val="20"/>
+        </w:rPr>
+        <w:t>Notify Client within five (5) business days if Technijian determines that it can no longer meet its obligations as a service provider under the CCPA;</w:t>
+      </w:r>
+    </w:p>
+    <w:p>
+      <w:pPr>
+        <w:spacing w:after="60"/>
+      </w:pPr>
+      <w:r>
+        <w:rPr>
+          <w:rFonts w:ascii="Open Sans" w:hAnsi="Open Sans"/>
+          <w:b/>
+          <w:i w:val="0"/>
+          <w:color w:val="006DB6"/>
+          <w:sz w:val="20"/>
+        </w:rPr>
+        <w:t xml:space="preserve">    (g) </w:t>
+      </w:r>
+      <w:r>
+        <w:rPr>
+          <w:rFonts w:ascii="Open Sans" w:hAnsi="Open Sans"/>
+          <w:b w:val="0"/>
+          <w:i w:val="0"/>
+          <w:color w:val="59595B"/>
+          <w:sz w:val="20"/>
+        </w:rPr>
+        <w:t>Ensure that all subcontractors (including offshore personnel engaged under Section 1.10) who process personal information on behalf of Client are bound by written agreements containing data protection obligations at least as protective as those in this Section 10, and Technijian shall remain liable for the acts and omissions of its subcontractors with respect to personal information;</w:t>
+      </w:r>
+    </w:p>
+    <w:p>
+      <w:pPr>
+        <w:spacing w:after="60"/>
+      </w:pPr>
+      <w:r>
+        <w:rPr>
+          <w:rFonts w:ascii="Open Sans" w:hAnsi="Open Sans"/>
+          <w:b/>
+          <w:i w:val="0"/>
+          <w:color w:val="006DB6"/>
+          <w:sz w:val="20"/>
+        </w:rPr>
+        <w:t xml:space="preserve">    (h) </w:t>
+      </w:r>
+      <w:r>
+        <w:rPr>
+          <w:rFonts w:ascii="Open Sans" w:hAnsi="Open Sans"/>
+          <w:b w:val="0"/>
+          <w:i w:val="0"/>
+          <w:color w:val="59595B"/>
+          <w:sz w:val="20"/>
+        </w:rPr>
+        <w:t>Permit Client, upon thirty (30) days written notice and no more than once per twelve (12) month period, to audit or inspect Technijian’s data processing practices to verify compliance with this Section 10, or, at Technijian’s option, provide Client with a summary of a recent independent third-party audit (such as SOC 2 Type II) covering the relevant controls; and</w:t>
+      </w:r>
+    </w:p>
+    <w:p>
+      <w:pPr>
+        <w:spacing w:after="60"/>
+      </w:pPr>
+      <w:r>
+        <w:rPr>
+          <w:rFonts w:ascii="Open Sans" w:hAnsi="Open Sans"/>
+          <w:b/>
+          <w:i w:val="0"/>
+          <w:color w:val="006DB6"/>
+          <w:sz w:val="20"/>
+        </w:rPr>
+        <w:t xml:space="preserve">    (i) </w:t>
+      </w:r>
+      <w:r>
+        <w:rPr>
+          <w:rFonts w:ascii="Open Sans" w:hAnsi="Open Sans"/>
+          <w:b w:val="0"/>
+          <w:i w:val="0"/>
+          <w:color w:val="59595B"/>
+          <w:sz w:val="20"/>
+        </w:rPr>
+        <w:t>Certify that Technijian understands the restrictions in this Section 10 and will comply with them.</w:t>
+      </w:r>
+    </w:p>
+    <w:p>
+      <w:pPr>
+        <w:spacing w:after="120"/>
+      </w:pPr>
+      <w:r>
+        <w:rPr>
+          <w:rFonts w:ascii="Open Sans" w:hAnsi="Open Sans"/>
+          <w:b w:val="0"/>
+          <w:i w:val="0"/>
+          <w:color w:val="59595B"/>
+          <w:sz w:val="20"/>
+        </w:rPr>
+        <w:t>If the Parties require more detailed data processing terms (for example, to address GDPR, HIPAA, or industry-specific requirements), the Parties shall execute a separate Data Processing Addendum, which shall be incorporated into this Agreement by reference.</w:t>
       </w:r>
     </w:p>
     <w:p>
@@ -3167,7 +3782,7 @@
           <w:color w:val="59595B"/>
           <w:sz w:val="20"/>
         </w:rPr>
-        <w:t>Security Incident Notification. If Technijian becomes aware of a Security Incident, Technijian shall: (a) notify Client within seventy-two (72) hours; (b) provide sufficient information to enable Client to comply with data breach notification laws; (c) cooperate with Client’s investigation; and (d) take reasonable steps to contain and remediate the incident.</w:t>
+        <w:t>Security Incident Notification. If Technijian becomes aware of a breach of security leading to the accidental or unlawful destruction, loss, alteration, unauthorized disclosure of, or access to Client Data (“Security Incident”), Technijian shall: (a) notify Client in writing without unreasonable delay and in no event later than forty-eight (48) hours after becoming aware of the Security Incident; (b) provide Client with sufficient information to enable Client to comply with its obligations under California Civil Code § 1798.82 (data breach notification), including the categories and approximate number of records affected, the nature of the incident, and the measures taken or proposed to address it, and any other applicable data breach notification laws; (c) cooperate with Client’s investigation of the Security Incident; and (d) take reasonable steps to contain and remediate the Security Incident. If Client Data includes protected health information subject to HIPAA, notification shall also comply with 45 CFR § 164.410.</w:t>
       </w:r>
     </w:p>
     <w:p>
@@ -3326,7 +3941,7 @@
           <w:color w:val="59595B"/>
           <w:sz w:val="20"/>
         </w:rPr>
-        <w:t>Required Coverage. During the term, Technijian shall maintain: (a) Commercial General Liability insurance with limits of not less than $1,000,000 per occurrence and $2,000,000 aggregate; (b) Professional Liability (E&amp;O) insurance with limits of not less than $1,000,000 per claim and $2,000,000 aggregate; (c) Cyber Liability insurance with limits of not less than $1,000,000 per claim; and (d) Workers’ Compensation insurance as required by the laws of the State of California.</w:t>
+        <w:t>Required Coverage. During the term of this Agreement, Technijian shall maintain the following insurance coverage with carriers rated A- VII or better by A.M. Best: (a) Commercial General Liability insurance on an occurrence basis with limits of not less than $1,000,000 per occurrence and $2,000,000 in the aggregate; (b) Professional Liability (Errors and Omissions) insurance on a claims-made basis with limits of not less than $1,000,000 per claim and $2,000,000 in the aggregate, with a retroactive date no later than the Effective Date of this Agreement; (c) Cyber Liability insurance on a claims-made basis with limits of not less than $1,000,000 per claim, covering data breaches, network security failures, and privacy violations; and (d) Workers’ Compensation insurance as required by the laws of the State of California.</w:t>
       </w:r>
     </w:p>
     <w:p>
@@ -3351,7 +3966,32 @@
           <w:color w:val="59595B"/>
           <w:sz w:val="20"/>
         </w:rPr>
-        <w:t>Certificates of Insurance. Upon Client’s written request, Technijian shall provide certificates of insurance and at least thirty (30) days’ prior written notice of any material change or cancellation.</w:t>
+        <w:t>Additional Requirements. (a) Client shall be named as an additional insured on Technijian’s Commercial General Liability policy with respect to the services provided under this Agreement. (b) Technijian’s insurance shall be primary and non-contributory with respect to any insurance maintained by Client. (c) For claims-made policies (Professional Liability and Cyber Liability), Technijian shall maintain tail coverage (extended reporting period) for a minimum of two (2) years following termination of this Agreement. (d) Technijian shall include a waiver of subrogation in favor of Client on the Commercial General Liability and Workers’ Compensation policies.</w:t>
+      </w:r>
+    </w:p>
+    <w:p>
+      <w:pPr>
+        <w:spacing w:after="60"/>
+      </w:pPr>
+      <w:r>
+        <w:rPr>
+          <w:rFonts w:ascii="Open Sans" w:hAnsi="Open Sans"/>
+          <w:b/>
+          <w:i w:val="0"/>
+          <w:color w:val="006DB6"/>
+          <w:sz w:val="20"/>
+        </w:rPr>
+        <w:t xml:space="preserve">11.03. </w:t>
+      </w:r>
+      <w:r>
+        <w:rPr>
+          <w:rFonts w:ascii="Open Sans" w:hAnsi="Open Sans"/>
+          <w:b w:val="0"/>
+          <w:i w:val="0"/>
+          <w:color w:val="59595B"/>
+          <w:sz w:val="20"/>
+        </w:rPr>
+        <w:t>Certificates of Insurance. Upon Client’s written request, Technijian shall provide certificates of insurance evidencing the coverage required under this Section, including evidence of additional insured status and waiver of subrogation. Technijian shall provide Client with at least thirty (30) days’ prior written notice of any material change to or cancellation of such coverage.</w:t>
       </w:r>
     </w:p>
     <w:p/>
